--- a/Weekly Logs/Dave/Week 4.docx
+++ b/Weekly Logs/Dave/Week 4.docx
@@ -1,6 +1,6 @@
 
 <file path=word/document.xml><?xml version="1.0" encoding="utf-8"?>
-<w:document xmlns:wpc="http://schemas.microsoft.com/office/word/2010/wordprocessingCanvas" xmlns:cx="http://schemas.microsoft.com/office/drawing/2014/chartex" xmlns:cx1="http://schemas.microsoft.com/office/drawing/2015/9/8/chartex" xmlns:cx2="http://schemas.microsoft.com/office/drawing/2015/10/21/chartex" xmlns:cx3="http://schemas.microsoft.com/office/drawing/2016/5/9/chartex" xmlns:cx4="http://schemas.microsoft.com/office/drawing/2016/5/10/chartex" xmlns:cx5="http://schemas.microsoft.com/office/drawing/2016/5/11/chartex" xmlns:cx6="http://schemas.microsoft.com/office/drawing/2016/5/12/chartex" xmlns:cx7="http://schemas.microsoft.com/office/drawing/2016/5/13/chartex" xmlns:cx8="http://schemas.microsoft.com/office/drawing/2016/5/14/chartex" xmlns:mc="http://schemas.openxmlformats.org/markup-compatibility/2006" xmlns:aink="http://schemas.microsoft.com/office/drawing/2016/ink" xmlns:am3d="http://schemas.microsoft.com/office/drawing/2017/model3d" xmlns:o="urn:schemas-microsoft-com:office:office" xmlns:oel="http://schemas.microsoft.com/office/2019/extlst" xmlns:r="http://schemas.openxmlformats.org/officeDocument/2006/relationships" xmlns:m="http://schemas.openxmlformats.org/officeDocument/2006/math" xmlns:v="urn:schemas-microsoft-com:vml" xmlns:wp14="http://schemas.microsoft.com/office/word/2010/wordprocessingDrawing" xmlns:wp="http://schemas.openxmlformats.org/drawingml/2006/wordprocessingDrawing" xmlns:w10="urn:schemas-microsoft-com:office:word" xmlns:w="http://schemas.openxmlformats.org/wordprocessingml/2006/main" xmlns:w14="http://schemas.microsoft.com/office/word/2010/wordml" xmlns:w15="http://schemas.microsoft.com/office/word/2012/wordml" xmlns:w16cei="http://schemas.microsoft.com/office/word/2026/wordml/cei" xmlns:w16cex="http://schemas.microsoft.com/office/word/2018/wordml/cex" xmlns:w16cid="http://schemas.microsoft.com/office/word/2016/wordml/cid" xmlns:w16="http://schemas.microsoft.com/office/word/2018/wordml" xmlns:w16du="http://schemas.microsoft.com/office/word/2023/wordml/word16du" xmlns:w16sdtdh="http://schemas.microsoft.com/office/word/2020/wordml/sdtdatahash" xmlns:w16sdtfl="http://schemas.microsoft.com/office/word/2024/wordml/sdtformatlock" xmlns:w16se="http://schemas.microsoft.com/office/word/2015/wordml/symex" xmlns:wpg="http://schemas.microsoft.com/office/word/2010/wordprocessingGroup" xmlns:wpi="http://schemas.microsoft.com/office/word/2010/wordprocessingInk" xmlns:wne="http://schemas.microsoft.com/office/word/2006/wordml" xmlns:wps="http://schemas.microsoft.com/office/word/2010/wordprocessingShape" mc:Ignorable="w14 w15 w16se w16cid w16 w16cex w16sdtdh w16sdtfl w16du wp14">
+<w:document xmlns:wpc="http://schemas.microsoft.com/office/word/2010/wordprocessingCanvas" xmlns:cx="http://schemas.microsoft.com/office/drawing/2014/chartex" xmlns:cx1="http://schemas.microsoft.com/office/drawing/2015/9/8/chartex" xmlns:cx2="http://schemas.microsoft.com/office/drawing/2015/10/21/chartex" xmlns:cx3="http://schemas.microsoft.com/office/drawing/2016/5/9/chartex" xmlns:cx4="http://schemas.microsoft.com/office/drawing/2016/5/10/chartex" xmlns:cx5="http://schemas.microsoft.com/office/drawing/2016/5/11/chartex" xmlns:cx6="http://schemas.microsoft.com/office/drawing/2016/5/12/chartex" xmlns:cx7="http://schemas.microsoft.com/office/drawing/2016/5/13/chartex" xmlns:cx8="http://schemas.microsoft.com/office/drawing/2016/5/14/chartex" xmlns:mc="http://schemas.openxmlformats.org/markup-compatibility/2006" xmlns:aink="http://schemas.microsoft.com/office/drawing/2016/ink" xmlns:am3d="http://schemas.microsoft.com/office/drawing/2017/model3d" xmlns:o="urn:schemas-microsoft-com:office:office" xmlns:oel="http://schemas.microsoft.com/office/2019/extlst" xmlns:r="http://schemas.openxmlformats.org/officeDocument/2006/relationships" xmlns:m="http://schemas.openxmlformats.org/officeDocument/2006/math" xmlns:v="urn:schemas-microsoft-com:vml" xmlns:wp14="http://schemas.microsoft.com/office/word/2010/wordprocessingDrawing" xmlns:wp="http://schemas.openxmlformats.org/drawingml/2006/wordprocessingDrawing" xmlns:w10="urn:schemas-microsoft-com:office:word" xmlns:w="http://schemas.openxmlformats.org/wordprocessingml/2006/main" xmlns:w14="http://schemas.microsoft.com/office/word/2010/wordml" xmlns:w15="http://schemas.microsoft.com/office/word/2012/wordml" xmlns:w16cex="http://schemas.microsoft.com/office/word/2018/wordml/cex" xmlns:w16cid="http://schemas.microsoft.com/office/word/2016/wordml/cid" xmlns:w16="http://schemas.microsoft.com/office/word/2018/wordml" xmlns:w16du="http://schemas.microsoft.com/office/word/2023/wordml/word16du" xmlns:w16sdtdh="http://schemas.microsoft.com/office/word/2020/wordml/sdtdatahash" xmlns:w16sdtfl="http://schemas.microsoft.com/office/word/2024/wordml/sdtformatlock" xmlns:w16se="http://schemas.microsoft.com/office/word/2015/wordml/symex" xmlns:wpg="http://schemas.microsoft.com/office/word/2010/wordprocessingGroup" xmlns:wpi="http://schemas.microsoft.com/office/word/2010/wordprocessingInk" xmlns:wne="http://schemas.microsoft.com/office/word/2006/wordml" xmlns:wps="http://schemas.microsoft.com/office/word/2010/wordprocessingShape" mc:Ignorable="w14 w15 w16se w16cid w16 w16cex w16sdtdh w16sdtfl w16du wp14">
   <w:body>
     <w:sdt>
       <w:sdtPr>
@@ -313,7 +313,7 @@
                   </wp:anchor>
                 </w:drawing>
               </mc:Choice>
-              <mc:Fallback>
+              <mc:Fallback xmlns:w16cei="http://schemas.microsoft.com/office/word/2026/wordml/cei">
                 <w:pict>
                   <v:group w14:anchorId="34D1E2E2" id="Group 126" o:spid="_x0000_s1026" style="position:absolute;margin-left:0;margin-top:0;width:540pt;height:556.55pt;z-index:-251657216;mso-width-percent:1154;mso-height-percent:670;mso-top-percent:45;mso-position-horizontal:center;mso-position-horizontal-relative:margin;mso-position-vertical-relative:page;mso-width-percent:1154;mso-height-percent:670;mso-top-percent:45;mso-width-relative:margin" coordsize="55613,54044" o:gfxdata="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">
                     <o:lock v:ext="edit" aspectratio="t"/>
@@ -443,7 +443,7 @@
                   </wp:anchor>
                 </w:drawing>
               </mc:Choice>
-              <mc:Fallback>
+              <mc:Fallback xmlns:w16cei="http://schemas.microsoft.com/office/word/2026/wordml/cei">
                 <w:pict>
                   <v:shapetype w14:anchorId="7217FD54" id="_x0000_t202" coordsize="21600,21600" o:spt="202" path="m,l,21600r21600,l21600,xe">
                     <v:stroke joinstyle="miter"/>
@@ -639,7 +639,7 @@
                   </wp:anchor>
                 </w:drawing>
               </mc:Choice>
-              <mc:Fallback>
+              <mc:Fallback xmlns:w16cei="http://schemas.microsoft.com/office/word/2026/wordml/cei">
                 <w:pict>
                   <v:shape w14:anchorId="4A6B2937" id="Text Box 129" o:spid="_x0000_s1030" type="#_x0000_t202" style="position:absolute;margin-left:0;margin-top:0;width:453pt;height:38.15pt;z-index:251661312;visibility:visible;mso-wrap-style:square;mso-width-percent:1154;mso-height-percent:0;mso-top-percent:790;mso-wrap-distance-left:9pt;mso-wrap-distance-top:0;mso-wrap-distance-right:9pt;mso-wrap-distance-bottom:0;mso-position-horizontal:center;mso-position-horizontal-relative:page;mso-position-vertical-relative:page;mso-width-percent:1154;mso-height-percent:0;mso-top-percent:790;mso-width-relative:margin;mso-height-relative:margin;v-text-anchor:top" o:gfxdata="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" filled="f" stroked="f" strokeweight=".5pt">
                     <v:textbox style="mso-fit-shape-to-text:t" inset="1in,0,86.4pt,0">
@@ -864,7 +864,7 @@
                   </wp:anchor>
                 </w:drawing>
               </mc:Choice>
-              <mc:Fallback>
+              <mc:Fallback xmlns:w16cei="http://schemas.microsoft.com/office/word/2026/wordml/cei">
                 <w:pict>
                   <v:rect w14:anchorId="363A6F5E" id="Rectangle 130" o:spid="_x0000_s1031" style="position:absolute;margin-left:-4.4pt;margin-top:0;width:46.8pt;height:77.75pt;z-index:251660288;visibility:visible;mso-wrap-style:square;mso-width-percent:76;mso-height-percent:98;mso-top-percent:23;mso-wrap-distance-left:9pt;mso-wrap-distance-top:0;mso-wrap-distance-right:9pt;mso-wrap-distance-bottom:0;mso-position-horizontal:right;mso-position-horizontal-relative:margin;mso-position-vertical-relative:page;mso-width-percent:76;mso-height-percent:98;mso-top-percent:23;mso-width-relative:page;mso-height-relative:page;v-text-anchor:bottom" o:gfxdata="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" fillcolor="#156082 [3204]" stroked="f" strokeweight="1.5pt">
                     <o:lock v:ext="edit" aspectratio="t"/>
